--- a/rus/docx/25.content.docx
+++ b/rus/docx/25.content.docx
@@ -19,7 +19,7 @@
         <w:rPr>
           <w:lang w:val="ru_RU" w:bidi="ru_RU"/>
         </w:rPr>
-        <w:t>Resource: Заметки к учебнику - Вступления к книгам (Тиндейл)</w:t>
+        <w:t>Resource: Tyndale Open Study Notes</w:t>
       </w:r>
       <w:r>
         <w:rPr>
@@ -112,7 +112,7 @@
         <w:rPr>
           <w:lang w:val="ru_RU" w:bidi="ru_RU"/>
         </w:rPr>
-        <w:t>Заметки к учебнику - Вступления к книгам (Тиндейл)</w:t>
+        <w:t>Tyndale Open Study Notes</w:t>
       </w:r>
     </w:p>
     <w:p>

--- a/rus/docx/25.content.docx
+++ b/rus/docx/25.content.docx
@@ -19,7 +19,7 @@
         <w:rPr>
           <w:lang w:val="ru_RU" w:bidi="ru_RU"/>
         </w:rPr>
-        <w:t>Resource: Tyndale Open Study Notes</w:t>
+        <w:t>Resource: Aquifer Open Study Notes (Book Intros)</w:t>
       </w:r>
       <w:r>
         <w:rPr>
@@ -112,7 +112,7 @@
         <w:rPr>
           <w:lang w:val="ru_RU" w:bidi="ru_RU"/>
         </w:rPr>
-        <w:t>Tyndale Open Study Notes</w:t>
+        <w:t>Aquifer Open Study Notes (Book Intros)</w:t>
       </w:r>
     </w:p>
     <w:p>

--- a/rus/docx/25.content.docx
+++ b/rus/docx/25.content.docx
@@ -291,18 +291,12 @@
           <w:lang w:val="ru_RU" w:bidi="ru_RU"/>
         </w:rPr>
       </w:r>
-      <w:hyperlink r:id="rId13">
-        <w:r>
-          <w:rPr>
-            <w:lang w:val="ru_RU" w:bidi="ru_RU"/>
-          </w:rPr>
-          <w:rPr>
-            <w:color w:val="0000EE"/>
-            <w:u w:val="single"/>
-          </w:rPr>
-          <w:t xml:space="preserve">В главе 1 </w:t>
-        </w:r>
-      </w:hyperlink>
+      <w:r>
+        <w:rPr>
+          <w:lang w:val="ru_RU" w:bidi="ru_RU"/>
+        </w:rPr>
+        <w:t xml:space="preserve">В главе 1 </w:t>
+      </w:r>
       <w:r>
         <w:rPr>
           <w:lang w:val="ru_RU" w:bidi="ru_RU"/>
@@ -317,18 +311,12 @@
           <w:lang w:val="ru_RU" w:bidi="ru_RU"/>
         </w:rPr>
       </w:r>
-      <w:hyperlink r:id="rId14">
-        <w:r>
-          <w:rPr>
-            <w:lang w:val="ru_RU" w:bidi="ru_RU"/>
-          </w:rPr>
-          <w:rPr>
-            <w:color w:val="0000EE"/>
-            <w:u w:val="single"/>
-          </w:rPr>
-          <w:t xml:space="preserve">В главе 2 </w:t>
-        </w:r>
-      </w:hyperlink>
+      <w:r>
+        <w:rPr>
+          <w:lang w:val="ru_RU" w:bidi="ru_RU"/>
+        </w:rPr>
+        <w:t xml:space="preserve">В главе 2 </w:t>
+      </w:r>
       <w:r>
         <w:rPr>
           <w:lang w:val="ru_RU" w:bidi="ru_RU"/>
@@ -343,18 +331,12 @@
           <w:lang w:val="ru_RU" w:bidi="ru_RU"/>
         </w:rPr>
       </w:r>
-      <w:hyperlink r:id="rId15">
-        <w:r>
-          <w:rPr>
-            <w:lang w:val="ru_RU" w:bidi="ru_RU"/>
-          </w:rPr>
-          <w:rPr>
-            <w:color w:val="0000EE"/>
-            <w:u w:val="single"/>
-          </w:rPr>
-          <w:t>Глава 3</w:t>
-        </w:r>
-      </w:hyperlink>
+      <w:r>
+        <w:rPr>
+          <w:lang w:val="ru_RU" w:bidi="ru_RU"/>
+        </w:rPr>
+        <w:t>Глава 3</w:t>
+      </w:r>
       <w:r>
         <w:rPr>
           <w:lang w:val="ru_RU" w:bidi="ru_RU"/>
@@ -369,36 +351,24 @@
           <w:lang w:val="ru_RU" w:bidi="ru_RU"/>
         </w:rPr>
       </w:r>
-      <w:hyperlink r:id="rId16">
-        <w:r>
-          <w:rPr>
-            <w:lang w:val="ru_RU" w:bidi="ru_RU"/>
-          </w:rPr>
-          <w:rPr>
-            <w:color w:val="0000EE"/>
-            <w:u w:val="single"/>
-          </w:rPr>
-          <w:t>В главе</w:t>
-        </w:r>
-      </w:hyperlink>
+      <w:r>
+        <w:rPr>
+          <w:lang w:val="ru_RU" w:bidi="ru_RU"/>
+        </w:rPr>
+        <w:t>В главе</w:t>
+      </w:r>
       <w:r>
         <w:rPr>
           <w:lang w:val="ru_RU" w:bidi="ru_RU"/>
         </w:rPr>
         <w:t xml:space="preserve"> </w:t>
       </w:r>
-      <w:hyperlink r:id="rId16">
-        <w:r>
-          <w:rPr>
-            <w:lang w:val="ru_RU" w:bidi="ru_RU"/>
-          </w:rPr>
-          <w:rPr>
-            <w:color w:val="0000EE"/>
-            <w:u w:val="single"/>
-          </w:rPr>
-          <w:t xml:space="preserve">4 </w:t>
-        </w:r>
-      </w:hyperlink>
+      <w:r>
+        <w:rPr>
+          <w:lang w:val="ru_RU" w:bidi="ru_RU"/>
+        </w:rPr>
+        <w:t xml:space="preserve">4 </w:t>
+      </w:r>
       <w:r>
         <w:rPr>
           <w:lang w:val="ru_RU" w:bidi="ru_RU"/>
@@ -413,18 +383,12 @@
           <w:lang w:val="ru_RU" w:bidi="ru_RU"/>
         </w:rPr>
       </w:r>
-      <w:hyperlink r:id="rId17">
-        <w:r>
-          <w:rPr>
-            <w:lang w:val="ru_RU" w:bidi="ru_RU"/>
-          </w:rPr>
-          <w:rPr>
-            <w:color w:val="0000EE"/>
-            <w:u w:val="single"/>
-          </w:rPr>
-          <w:t xml:space="preserve">Глава 5 </w:t>
-        </w:r>
-      </w:hyperlink>
+      <w:r>
+        <w:rPr>
+          <w:lang w:val="ru_RU" w:bidi="ru_RU"/>
+        </w:rPr>
+        <w:t xml:space="preserve">Глава 5 </w:t>
+      </w:r>
       <w:r>
         <w:rPr>
           <w:lang w:val="ru_RU" w:bidi="ru_RU"/>
@@ -445,18 +409,12 @@
         </w:rPr>
         <w:t xml:space="preserve">Первые четыре песни составляют акростих: каждая новая строфа в них начинается с одной из двадцати двух букв еврейского алфавита (данная особенность теряется при переводе). В </w:t>
       </w:r>
-      <w:hyperlink r:id="rId17">
-        <w:r>
-          <w:rPr>
-            <w:lang w:val="ru_RU" w:bidi="ru_RU"/>
-          </w:rPr>
-          <w:rPr>
-            <w:color w:val="0000EE"/>
-            <w:u w:val="single"/>
-          </w:rPr>
-          <w:t xml:space="preserve">5 главе </w:t>
-        </w:r>
-      </w:hyperlink>
+      <w:r>
+        <w:rPr>
+          <w:lang w:val="ru_RU" w:bidi="ru_RU"/>
+        </w:rPr>
+        <w:t xml:space="preserve">5 главе </w:t>
+      </w:r>
       <w:r>
         <w:rPr>
           <w:lang w:val="ru_RU" w:bidi="ru_RU"/>
@@ -488,18 +446,12 @@
         </w:rPr>
         <w:t xml:space="preserve">В книге Плач Иеремии имя автора не указано, но из содержания ясно, что её текст был написан непосредственно до и после падения Иерусалима в 586 г. до н.э.. Во время этого бедствия Иеремия находился в Иерусалиме, поэтому ему и приписывают авторство данного произведения. Возможно, что текст книги записал Варух со слов Иеремии. Он был помощником и писцом пророка. В </w:t>
       </w:r>
-      <w:hyperlink r:id="rId18">
-        <w:r>
-          <w:rPr>
-            <w:lang w:val="ru_RU" w:bidi="ru_RU"/>
-          </w:rPr>
-          <w:rPr>
-            <w:color w:val="0000EE"/>
-            <w:u w:val="single"/>
-          </w:rPr>
-          <w:t xml:space="preserve">2 Паралипоменон 35:25 </w:t>
-        </w:r>
-      </w:hyperlink>
+      <w:r>
+        <w:rPr>
+          <w:lang w:val="ru_RU" w:bidi="ru_RU"/>
+        </w:rPr>
+        <w:t xml:space="preserve">2 Паралипоменон 35:25 </w:t>
+      </w:r>
       <w:r>
         <w:rPr>
           <w:lang w:val="ru_RU" w:bidi="ru_RU"/>
@@ -520,882 +472,588 @@
         </w:rPr>
         <w:t>Существует ряд параллелей между двумя книгами, к ним относятся: упоминание о вдовах (</w:t>
       </w:r>
-      <w:hyperlink r:id="rId19">
-        <w:r>
-          <w:rPr>
-            <w:lang w:val="ru_RU" w:bidi="ru_RU"/>
-          </w:rPr>
-          <w:rPr>
-            <w:color w:val="0000EE"/>
-            <w:u w:val="single"/>
-          </w:rPr>
-          <w:t>1:1</w:t>
-        </w:r>
-      </w:hyperlink>
+      <w:r>
+        <w:rPr>
+          <w:lang w:val="ru_RU" w:bidi="ru_RU"/>
+        </w:rPr>
+        <w:t>1:1</w:t>
+      </w:r>
       <w:r>
         <w:rPr>
           <w:lang w:val="ru_RU" w:bidi="ru_RU"/>
         </w:rPr>
         <w:t xml:space="preserve">; </w:t>
       </w:r>
-      <w:hyperlink r:id="rId20">
-        <w:r>
-          <w:rPr>
-            <w:lang w:val="ru_RU" w:bidi="ru_RU"/>
-          </w:rPr>
-          <w:rPr>
-            <w:color w:val="0000EE"/>
-            <w:u w:val="single"/>
-          </w:rPr>
-          <w:t>5:3</w:t>
-        </w:r>
-      </w:hyperlink>
+      <w:r>
+        <w:rPr>
+          <w:lang w:val="ru_RU" w:bidi="ru_RU"/>
+        </w:rPr>
+        <w:t>5:3</w:t>
+      </w:r>
       <w:r>
         <w:rPr>
           <w:lang w:val="ru_RU" w:bidi="ru_RU"/>
         </w:rPr>
         <w:t xml:space="preserve">; ср. </w:t>
       </w:r>
-      <w:hyperlink r:id="rId21">
-        <w:r>
-          <w:rPr>
-            <w:lang w:val="ru_RU" w:bidi="ru_RU"/>
-          </w:rPr>
-          <w:rPr>
-            <w:color w:val="0000EE"/>
-            <w:u w:val="single"/>
-          </w:rPr>
-          <w:t>Иер.15:8</w:t>
-        </w:r>
-      </w:hyperlink>
+      <w:r>
+        <w:rPr>
+          <w:lang w:val="ru_RU" w:bidi="ru_RU"/>
+        </w:rPr>
+        <w:t>Иер.15:8</w:t>
+      </w:r>
       <w:r>
         <w:rPr>
           <w:lang w:val="ru_RU" w:bidi="ru_RU"/>
         </w:rPr>
         <w:t xml:space="preserve">; </w:t>
       </w:r>
-      <w:hyperlink r:id="rId22">
-        <w:r>
-          <w:rPr>
-            <w:lang w:val="ru_RU" w:bidi="ru_RU"/>
-          </w:rPr>
-          <w:rPr>
-            <w:color w:val="0000EE"/>
-            <w:u w:val="single"/>
-          </w:rPr>
-          <w:t>18:21</w:t>
-        </w:r>
-      </w:hyperlink>
+      <w:r>
+        <w:rPr>
+          <w:lang w:val="ru_RU" w:bidi="ru_RU"/>
+        </w:rPr>
+        <w:t>18:21</w:t>
+      </w:r>
       <w:r>
         <w:rPr>
           <w:lang w:val="ru_RU" w:bidi="ru_RU"/>
         </w:rPr>
         <w:t>); упоминание о плачущем народе (</w:t>
       </w:r>
-      <w:hyperlink r:id="rId23">
-        <w:r>
-          <w:rPr>
-            <w:lang w:val="ru_RU" w:bidi="ru_RU"/>
-          </w:rPr>
-          <w:rPr>
-            <w:color w:val="0000EE"/>
-            <w:u w:val="single"/>
-          </w:rPr>
-          <w:t>1:2</w:t>
-        </w:r>
-      </w:hyperlink>
+      <w:r>
+        <w:rPr>
+          <w:lang w:val="ru_RU" w:bidi="ru_RU"/>
+        </w:rPr>
+        <w:t>1:2</w:t>
+      </w:r>
       <w:r>
         <w:rPr>
           <w:lang w:val="ru_RU" w:bidi="ru_RU"/>
         </w:rPr>
         <w:t xml:space="preserve">, </w:t>
       </w:r>
-      <w:hyperlink r:id="rId24">
-        <w:r>
-          <w:rPr>
-            <w:lang w:val="ru_RU" w:bidi="ru_RU"/>
-          </w:rPr>
-          <w:rPr>
-            <w:color w:val="0000EE"/>
-            <w:u w:val="single"/>
-          </w:rPr>
-          <w:t>16</w:t>
-        </w:r>
-      </w:hyperlink>
+      <w:r>
+        <w:rPr>
+          <w:lang w:val="ru_RU" w:bidi="ru_RU"/>
+        </w:rPr>
+        <w:t>16</w:t>
+      </w:r>
       <w:r>
         <w:rPr>
           <w:lang w:val="ru_RU" w:bidi="ru_RU"/>
         </w:rPr>
         <w:t xml:space="preserve">; </w:t>
       </w:r>
-      <w:hyperlink r:id="rId25">
-        <w:r>
-          <w:rPr>
-            <w:lang w:val="ru_RU" w:bidi="ru_RU"/>
-          </w:rPr>
-          <w:rPr>
-            <w:color w:val="0000EE"/>
-            <w:u w:val="single"/>
-          </w:rPr>
-          <w:t>2:18</w:t>
-        </w:r>
-      </w:hyperlink>
+      <w:r>
+        <w:rPr>
+          <w:lang w:val="ru_RU" w:bidi="ru_RU"/>
+        </w:rPr>
+        <w:t>2:18</w:t>
+      </w:r>
       <w:r>
         <w:rPr>
           <w:lang w:val="ru_RU" w:bidi="ru_RU"/>
         </w:rPr>
         <w:t xml:space="preserve">; </w:t>
       </w:r>
-      <w:hyperlink r:id="rId26">
-        <w:r>
-          <w:rPr>
-            <w:lang w:val="ru_RU" w:bidi="ru_RU"/>
-          </w:rPr>
-          <w:rPr>
-            <w:color w:val="0000EE"/>
-            <w:u w:val="single"/>
-          </w:rPr>
-          <w:t>3:48–49</w:t>
-        </w:r>
-      </w:hyperlink>
+      <w:r>
+        <w:rPr>
+          <w:lang w:val="ru_RU" w:bidi="ru_RU"/>
+        </w:rPr>
+        <w:t>3:48–49</w:t>
+      </w:r>
       <w:r>
         <w:rPr>
           <w:lang w:val="ru_RU" w:bidi="ru_RU"/>
         </w:rPr>
         <w:t xml:space="preserve">; ср. </w:t>
       </w:r>
-      <w:hyperlink r:id="rId27">
-        <w:r>
-          <w:rPr>
-            <w:lang w:val="ru_RU" w:bidi="ru_RU"/>
-          </w:rPr>
-          <w:rPr>
-            <w:color w:val="0000EE"/>
-            <w:u w:val="single"/>
-          </w:rPr>
-          <w:t>Иер.4:8</w:t>
-        </w:r>
-      </w:hyperlink>
+      <w:r>
+        <w:rPr>
+          <w:lang w:val="ru_RU" w:bidi="ru_RU"/>
+        </w:rPr>
+        <w:t>Иер.4:8</w:t>
+      </w:r>
       <w:r>
         <w:rPr>
           <w:lang w:val="ru_RU" w:bidi="ru_RU"/>
         </w:rPr>
         <w:t xml:space="preserve">; </w:t>
       </w:r>
-      <w:hyperlink r:id="rId28">
-        <w:r>
-          <w:rPr>
-            <w:lang w:val="ru_RU" w:bidi="ru_RU"/>
-          </w:rPr>
-          <w:rPr>
-            <w:color w:val="0000EE"/>
-            <w:u w:val="single"/>
-          </w:rPr>
-          <w:t>6:26</w:t>
-        </w:r>
-      </w:hyperlink>
+      <w:r>
+        <w:rPr>
+          <w:lang w:val="ru_RU" w:bidi="ru_RU"/>
+        </w:rPr>
+        <w:t>6:26</w:t>
+      </w:r>
       <w:r>
         <w:rPr>
           <w:lang w:val="ru_RU" w:bidi="ru_RU"/>
         </w:rPr>
         <w:t xml:space="preserve">; </w:t>
       </w:r>
-      <w:hyperlink r:id="rId29">
-        <w:r>
-          <w:rPr>
-            <w:lang w:val="ru_RU" w:bidi="ru_RU"/>
-          </w:rPr>
-          <w:rPr>
-            <w:color w:val="0000EE"/>
-            <w:u w:val="single"/>
-          </w:rPr>
-          <w:t>9:1</w:t>
-        </w:r>
-      </w:hyperlink>
+      <w:r>
+        <w:rPr>
+          <w:lang w:val="ru_RU" w:bidi="ru_RU"/>
+        </w:rPr>
+        <w:t>9:1</w:t>
+      </w:r>
       <w:r>
         <w:rPr>
           <w:lang w:val="ru_RU" w:bidi="ru_RU"/>
         </w:rPr>
         <w:t xml:space="preserve">; </w:t>
       </w:r>
-      <w:hyperlink r:id="rId30">
-        <w:r>
-          <w:rPr>
-            <w:lang w:val="ru_RU" w:bidi="ru_RU"/>
-          </w:rPr>
-          <w:rPr>
-            <w:color w:val="0000EE"/>
-            <w:u w:val="single"/>
-          </w:rPr>
-          <w:t>13:17</w:t>
-        </w:r>
-      </w:hyperlink>
+      <w:r>
+        <w:rPr>
+          <w:lang w:val="ru_RU" w:bidi="ru_RU"/>
+        </w:rPr>
+        <w:t>13:17</w:t>
+      </w:r>
       <w:r>
         <w:rPr>
           <w:lang w:val="ru_RU" w:bidi="ru_RU"/>
         </w:rPr>
         <w:t xml:space="preserve">; </w:t>
       </w:r>
-      <w:hyperlink r:id="rId31">
-        <w:r>
-          <w:rPr>
-            <w:lang w:val="ru_RU" w:bidi="ru_RU"/>
-          </w:rPr>
-          <w:rPr>
-            <w:color w:val="0000EE"/>
-            <w:u w:val="single"/>
-          </w:rPr>
-          <w:t>14:17</w:t>
-        </w:r>
-      </w:hyperlink>
+      <w:r>
+        <w:rPr>
+          <w:lang w:val="ru_RU" w:bidi="ru_RU"/>
+        </w:rPr>
+        <w:t>14:17</w:t>
+      </w:r>
       <w:r>
         <w:rPr>
           <w:lang w:val="ru_RU" w:bidi="ru_RU"/>
         </w:rPr>
         <w:t xml:space="preserve">; </w:t>
       </w:r>
-      <w:hyperlink r:id="rId32">
-        <w:r>
-          <w:rPr>
-            <w:lang w:val="ru_RU" w:bidi="ru_RU"/>
-          </w:rPr>
-          <w:rPr>
-            <w:color w:val="0000EE"/>
-            <w:u w:val="single"/>
-          </w:rPr>
-          <w:t>25:34</w:t>
-        </w:r>
-      </w:hyperlink>
+      <w:r>
+        <w:rPr>
+          <w:lang w:val="ru_RU" w:bidi="ru_RU"/>
+        </w:rPr>
+        <w:t>25:34</w:t>
+      </w:r>
       <w:r>
         <w:rPr>
           <w:lang w:val="ru_RU" w:bidi="ru_RU"/>
         </w:rPr>
         <w:t>); плач о беззакониях народа (</w:t>
       </w:r>
-      <w:hyperlink r:id="rId33">
-        <w:r>
-          <w:rPr>
-            <w:lang w:val="ru_RU" w:bidi="ru_RU"/>
-          </w:rPr>
-          <w:rPr>
-            <w:color w:val="0000EE"/>
-            <w:u w:val="single"/>
-          </w:rPr>
-          <w:t>1:5</w:t>
-        </w:r>
-      </w:hyperlink>
+      <w:r>
+        <w:rPr>
+          <w:lang w:val="ru_RU" w:bidi="ru_RU"/>
+        </w:rPr>
+        <w:t>1:5</w:t>
+      </w:r>
       <w:r>
         <w:rPr>
           <w:lang w:val="ru_RU" w:bidi="ru_RU"/>
         </w:rPr>
         <w:t xml:space="preserve">, </w:t>
       </w:r>
-      <w:hyperlink r:id="rId34">
-        <w:r>
-          <w:rPr>
-            <w:lang w:val="ru_RU" w:bidi="ru_RU"/>
-          </w:rPr>
-          <w:rPr>
-            <w:color w:val="0000EE"/>
-            <w:u w:val="single"/>
-          </w:rPr>
-          <w:t>10</w:t>
-        </w:r>
-      </w:hyperlink>
+      <w:r>
+        <w:rPr>
+          <w:lang w:val="ru_RU" w:bidi="ru_RU"/>
+        </w:rPr>
+        <w:t>10</w:t>
+      </w:r>
       <w:r>
         <w:rPr>
           <w:lang w:val="ru_RU" w:bidi="ru_RU"/>
         </w:rPr>
         <w:t xml:space="preserve">, </w:t>
       </w:r>
-      <w:hyperlink r:id="rId35">
-        <w:r>
-          <w:rPr>
-            <w:lang w:val="ru_RU" w:bidi="ru_RU"/>
-          </w:rPr>
-          <w:rPr>
-            <w:color w:val="0000EE"/>
-            <w:u w:val="single"/>
-          </w:rPr>
-          <w:t>18</w:t>
-        </w:r>
-      </w:hyperlink>
+      <w:r>
+        <w:rPr>
+          <w:lang w:val="ru_RU" w:bidi="ru_RU"/>
+        </w:rPr>
+        <w:t>18</w:t>
+      </w:r>
       <w:r>
         <w:rPr>
           <w:lang w:val="ru_RU" w:bidi="ru_RU"/>
         </w:rPr>
         <w:t xml:space="preserve">, </w:t>
       </w:r>
-      <w:hyperlink r:id="rId36">
-        <w:r>
-          <w:rPr>
-            <w:lang w:val="ru_RU" w:bidi="ru_RU"/>
-          </w:rPr>
-          <w:rPr>
-            <w:color w:val="0000EE"/>
-            <w:u w:val="single"/>
-          </w:rPr>
-          <w:t>22</w:t>
-        </w:r>
-      </w:hyperlink>
+      <w:r>
+        <w:rPr>
+          <w:lang w:val="ru_RU" w:bidi="ru_RU"/>
+        </w:rPr>
+        <w:t>22</w:t>
+      </w:r>
       <w:r>
         <w:rPr>
           <w:lang w:val="ru_RU" w:bidi="ru_RU"/>
         </w:rPr>
         <w:t xml:space="preserve">; </w:t>
       </w:r>
-      <w:hyperlink r:id="rId37">
-        <w:r>
-          <w:rPr>
-            <w:lang w:val="ru_RU" w:bidi="ru_RU"/>
-          </w:rPr>
-          <w:rPr>
-            <w:color w:val="0000EE"/>
-            <w:u w:val="single"/>
-          </w:rPr>
-          <w:t>3:42</w:t>
-        </w:r>
-      </w:hyperlink>
+      <w:r>
+        <w:rPr>
+          <w:lang w:val="ru_RU" w:bidi="ru_RU"/>
+        </w:rPr>
+        <w:t>3:42</w:t>
+      </w:r>
       <w:r>
         <w:rPr>
           <w:lang w:val="ru_RU" w:bidi="ru_RU"/>
         </w:rPr>
         <w:t xml:space="preserve">; </w:t>
       </w:r>
-      <w:hyperlink r:id="rId38">
-        <w:r>
-          <w:rPr>
-            <w:lang w:val="ru_RU" w:bidi="ru_RU"/>
-          </w:rPr>
-          <w:rPr>
-            <w:color w:val="0000EE"/>
-            <w:u w:val="single"/>
-          </w:rPr>
-          <w:t>4:13–14</w:t>
-        </w:r>
-      </w:hyperlink>
+      <w:r>
+        <w:rPr>
+          <w:lang w:val="ru_RU" w:bidi="ru_RU"/>
+        </w:rPr>
+        <w:t>4:13–14</w:t>
+      </w:r>
       <w:r>
         <w:rPr>
           <w:lang w:val="ru_RU" w:bidi="ru_RU"/>
         </w:rPr>
         <w:t xml:space="preserve">; </w:t>
       </w:r>
-      <w:hyperlink r:id="rId39">
-        <w:r>
-          <w:rPr>
-            <w:lang w:val="ru_RU" w:bidi="ru_RU"/>
-          </w:rPr>
-          <w:rPr>
-            <w:color w:val="0000EE"/>
-            <w:u w:val="single"/>
-          </w:rPr>
-          <w:t>5:7</w:t>
-        </w:r>
-      </w:hyperlink>
+      <w:r>
+        <w:rPr>
+          <w:lang w:val="ru_RU" w:bidi="ru_RU"/>
+        </w:rPr>
+        <w:t>5:7</w:t>
+      </w:r>
       <w:r>
         <w:rPr>
           <w:lang w:val="ru_RU" w:bidi="ru_RU"/>
         </w:rPr>
         <w:t xml:space="preserve">; ср. </w:t>
       </w:r>
-      <w:hyperlink r:id="rId40">
-        <w:r>
-          <w:rPr>
-            <w:lang w:val="ru_RU" w:bidi="ru_RU"/>
-          </w:rPr>
-          <w:rPr>
-            <w:color w:val="0000EE"/>
-            <w:u w:val="single"/>
-          </w:rPr>
-          <w:t>Иер.2:34</w:t>
-        </w:r>
-      </w:hyperlink>
+      <w:r>
+        <w:rPr>
+          <w:lang w:val="ru_RU" w:bidi="ru_RU"/>
+        </w:rPr>
+        <w:t>Иер.2:34</w:t>
+      </w:r>
       <w:r>
         <w:rPr>
           <w:lang w:val="ru_RU" w:bidi="ru_RU"/>
         </w:rPr>
         <w:t xml:space="preserve">; </w:t>
       </w:r>
-      <w:hyperlink r:id="rId41">
-        <w:r>
-          <w:rPr>
-            <w:lang w:val="ru_RU" w:bidi="ru_RU"/>
-          </w:rPr>
-          <w:rPr>
-            <w:color w:val="0000EE"/>
-            <w:u w:val="single"/>
-          </w:rPr>
-          <w:t>4:17</w:t>
-        </w:r>
-      </w:hyperlink>
+      <w:r>
+        <w:rPr>
+          <w:lang w:val="ru_RU" w:bidi="ru_RU"/>
+        </w:rPr>
+        <w:t>4:17</w:t>
+      </w:r>
       <w:r>
         <w:rPr>
           <w:lang w:val="ru_RU" w:bidi="ru_RU"/>
         </w:rPr>
         <w:t xml:space="preserve">; </w:t>
       </w:r>
-      <w:hyperlink r:id="rId42">
-        <w:r>
-          <w:rPr>
-            <w:lang w:val="ru_RU" w:bidi="ru_RU"/>
-          </w:rPr>
-          <w:rPr>
-            <w:color w:val="0000EE"/>
-            <w:u w:val="single"/>
-          </w:rPr>
-          <w:t>14:20</w:t>
-        </w:r>
-      </w:hyperlink>
+      <w:r>
+        <w:rPr>
+          <w:lang w:val="ru_RU" w:bidi="ru_RU"/>
+        </w:rPr>
+        <w:t>14:20</w:t>
+      </w:r>
       <w:r>
         <w:rPr>
           <w:lang w:val="ru_RU" w:bidi="ru_RU"/>
         </w:rPr>
         <w:t xml:space="preserve">; </w:t>
       </w:r>
-      <w:hyperlink r:id="rId43">
-        <w:r>
-          <w:rPr>
-            <w:lang w:val="ru_RU" w:bidi="ru_RU"/>
-          </w:rPr>
-          <w:rPr>
-            <w:color w:val="0000EE"/>
-            <w:u w:val="single"/>
-          </w:rPr>
-          <w:t>30:14–16</w:t>
-        </w:r>
-      </w:hyperlink>
+      <w:r>
+        <w:rPr>
+          <w:lang w:val="ru_RU" w:bidi="ru_RU"/>
+        </w:rPr>
+        <w:t>30:14–16</w:t>
+      </w:r>
       <w:r>
         <w:rPr>
           <w:lang w:val="ru_RU" w:bidi="ru_RU"/>
         </w:rPr>
         <w:t xml:space="preserve">; </w:t>
       </w:r>
-      <w:hyperlink r:id="rId44">
-        <w:r>
-          <w:rPr>
-            <w:lang w:val="ru_RU" w:bidi="ru_RU"/>
-          </w:rPr>
-          <w:rPr>
-            <w:color w:val="0000EE"/>
-            <w:u w:val="single"/>
-          </w:rPr>
-          <w:t>31:29</w:t>
-        </w:r>
-      </w:hyperlink>
+      <w:r>
+        <w:rPr>
+          <w:lang w:val="ru_RU" w:bidi="ru_RU"/>
+        </w:rPr>
+        <w:t>31:29</w:t>
+      </w:r>
       <w:r>
         <w:rPr>
           <w:lang w:val="ru_RU" w:bidi="ru_RU"/>
         </w:rPr>
         <w:t xml:space="preserve">; </w:t>
       </w:r>
-      <w:hyperlink r:id="rId45">
-        <w:r>
-          <w:rPr>
-            <w:lang w:val="ru_RU" w:bidi="ru_RU"/>
-          </w:rPr>
-          <w:rPr>
-            <w:color w:val="0000EE"/>
-            <w:u w:val="single"/>
-          </w:rPr>
-          <w:t>51:51</w:t>
-        </w:r>
-      </w:hyperlink>
+      <w:r>
+        <w:rPr>
+          <w:lang w:val="ru_RU" w:bidi="ru_RU"/>
+        </w:rPr>
+        <w:t>51:51</w:t>
+      </w:r>
       <w:r>
         <w:rPr>
           <w:lang w:val="ru_RU" w:bidi="ru_RU"/>
         </w:rPr>
         <w:t>); сетования о Божьем наказании (</w:t>
       </w:r>
-      <w:hyperlink r:id="rId46">
-        <w:r>
-          <w:rPr>
-            <w:lang w:val="ru_RU" w:bidi="ru_RU"/>
-          </w:rPr>
-          <w:rPr>
-            <w:color w:val="0000EE"/>
-            <w:u w:val="single"/>
-          </w:rPr>
-          <w:t>2:2–22</w:t>
-        </w:r>
-      </w:hyperlink>
+      <w:r>
+        <w:rPr>
+          <w:lang w:val="ru_RU" w:bidi="ru_RU"/>
+        </w:rPr>
+        <w:t>2:2–22</w:t>
+      </w:r>
       <w:r>
         <w:rPr>
           <w:lang w:val="ru_RU" w:bidi="ru_RU"/>
         </w:rPr>
         <w:t xml:space="preserve">; </w:t>
       </w:r>
-      <w:hyperlink r:id="rId47">
-        <w:r>
-          <w:rPr>
-            <w:lang w:val="ru_RU" w:bidi="ru_RU"/>
-          </w:rPr>
-          <w:rPr>
-            <w:color w:val="0000EE"/>
-            <w:u w:val="single"/>
-          </w:rPr>
-          <w:t>3:39</w:t>
-        </w:r>
-      </w:hyperlink>
+      <w:r>
+        <w:rPr>
+          <w:lang w:val="ru_RU" w:bidi="ru_RU"/>
+        </w:rPr>
+        <w:t>3:39</w:t>
+      </w:r>
       <w:r>
         <w:rPr>
           <w:lang w:val="ru_RU" w:bidi="ru_RU"/>
         </w:rPr>
         <w:t xml:space="preserve">; </w:t>
       </w:r>
-      <w:hyperlink r:id="rId48">
-        <w:r>
-          <w:rPr>
-            <w:lang w:val="ru_RU" w:bidi="ru_RU"/>
-          </w:rPr>
-          <w:rPr>
-            <w:color w:val="0000EE"/>
-            <w:u w:val="single"/>
-          </w:rPr>
-          <w:t>5:14–16</w:t>
-        </w:r>
-      </w:hyperlink>
+      <w:r>
+        <w:rPr>
+          <w:lang w:val="ru_RU" w:bidi="ru_RU"/>
+        </w:rPr>
+        <w:t>5:14–16</w:t>
+      </w:r>
       <w:r>
         <w:rPr>
           <w:lang w:val="ru_RU" w:bidi="ru_RU"/>
         </w:rPr>
         <w:t xml:space="preserve">; ср. </w:t>
       </w:r>
-      <w:hyperlink r:id="rId49">
-        <w:r>
-          <w:rPr>
-            <w:lang w:val="ru_RU" w:bidi="ru_RU"/>
-          </w:rPr>
-          <w:rPr>
-            <w:color w:val="0000EE"/>
-            <w:u w:val="single"/>
-          </w:rPr>
-          <w:t>Иер.6:11</w:t>
-        </w:r>
-      </w:hyperlink>
+      <w:r>
+        <w:rPr>
+          <w:lang w:val="ru_RU" w:bidi="ru_RU"/>
+        </w:rPr>
+        <w:t>Иер.6:11</w:t>
+      </w:r>
       <w:r>
         <w:rPr>
           <w:lang w:val="ru_RU" w:bidi="ru_RU"/>
         </w:rPr>
         <w:t xml:space="preserve">, </w:t>
       </w:r>
-      <w:hyperlink r:id="rId50">
-        <w:r>
-          <w:rPr>
-            <w:lang w:val="ru_RU" w:bidi="ru_RU"/>
-          </w:rPr>
-          <w:rPr>
-            <w:color w:val="0000EE"/>
-            <w:u w:val="single"/>
-          </w:rPr>
-          <w:t>25</w:t>
-        </w:r>
-      </w:hyperlink>
+      <w:r>
+        <w:rPr>
+          <w:lang w:val="ru_RU" w:bidi="ru_RU"/>
+        </w:rPr>
+        <w:t>25</w:t>
+      </w:r>
       <w:r>
         <w:rPr>
           <w:lang w:val="ru_RU" w:bidi="ru_RU"/>
         </w:rPr>
         <w:t xml:space="preserve">; </w:t>
       </w:r>
-      <w:hyperlink r:id="rId51">
-        <w:r>
-          <w:rPr>
-            <w:lang w:val="ru_RU" w:bidi="ru_RU"/>
-          </w:rPr>
-          <w:rPr>
-            <w:color w:val="0000EE"/>
-            <w:u w:val="single"/>
-          </w:rPr>
-          <w:t>7:14</w:t>
-        </w:r>
-      </w:hyperlink>
+      <w:r>
+        <w:rPr>
+          <w:lang w:val="ru_RU" w:bidi="ru_RU"/>
+        </w:rPr>
+        <w:t>7:14</w:t>
+      </w:r>
       <w:r>
         <w:rPr>
           <w:lang w:val="ru_RU" w:bidi="ru_RU"/>
         </w:rPr>
         <w:t xml:space="preserve">; </w:t>
       </w:r>
-      <w:hyperlink r:id="rId52">
-        <w:r>
-          <w:rPr>
-            <w:lang w:val="ru_RU" w:bidi="ru_RU"/>
-          </w:rPr>
-          <w:rPr>
-            <w:color w:val="0000EE"/>
-            <w:u w:val="single"/>
-          </w:rPr>
-          <w:t>16:2–4</w:t>
-        </w:r>
-      </w:hyperlink>
+      <w:r>
+        <w:rPr>
+          <w:lang w:val="ru_RU" w:bidi="ru_RU"/>
+        </w:rPr>
+        <w:t>16:2–4</w:t>
+      </w:r>
       <w:r>
         <w:rPr>
           <w:lang w:val="ru_RU" w:bidi="ru_RU"/>
         </w:rPr>
         <w:t xml:space="preserve">; </w:t>
       </w:r>
-      <w:hyperlink r:id="rId22">
-        <w:r>
-          <w:rPr>
-            <w:lang w:val="ru_RU" w:bidi="ru_RU"/>
-          </w:rPr>
-          <w:rPr>
-            <w:color w:val="0000EE"/>
-            <w:u w:val="single"/>
-          </w:rPr>
-          <w:t>18:21</w:t>
-        </w:r>
-      </w:hyperlink>
+      <w:r>
+        <w:rPr>
+          <w:lang w:val="ru_RU" w:bidi="ru_RU"/>
+        </w:rPr>
+        <w:t>18:21</w:t>
+      </w:r>
       <w:r>
         <w:rPr>
           <w:lang w:val="ru_RU" w:bidi="ru_RU"/>
         </w:rPr>
         <w:t xml:space="preserve">; </w:t>
       </w:r>
-      <w:hyperlink r:id="rId53">
-        <w:r>
-          <w:rPr>
-            <w:lang w:val="ru_RU" w:bidi="ru_RU"/>
-          </w:rPr>
-          <w:rPr>
-            <w:color w:val="0000EE"/>
-            <w:u w:val="single"/>
-          </w:rPr>
-          <w:t>51:30</w:t>
-        </w:r>
-      </w:hyperlink>
+      <w:r>
+        <w:rPr>
+          <w:lang w:val="ru_RU" w:bidi="ru_RU"/>
+        </w:rPr>
+        <w:t>51:30</w:t>
+      </w:r>
       <w:r>
         <w:rPr>
           <w:lang w:val="ru_RU" w:bidi="ru_RU"/>
         </w:rPr>
         <w:t xml:space="preserve">, </w:t>
       </w:r>
-      <w:hyperlink r:id="rId54">
-        <w:r>
-          <w:rPr>
-            <w:lang w:val="ru_RU" w:bidi="ru_RU"/>
-          </w:rPr>
-          <w:rPr>
-            <w:color w:val="0000EE"/>
-            <w:u w:val="single"/>
-          </w:rPr>
-          <w:t>34</w:t>
-        </w:r>
-      </w:hyperlink>
+      <w:r>
+        <w:rPr>
+          <w:lang w:val="ru_RU" w:bidi="ru_RU"/>
+        </w:rPr>
+        <w:t>34</w:t>
+      </w:r>
       <w:r>
         <w:rPr>
           <w:lang w:val="ru_RU" w:bidi="ru_RU"/>
         </w:rPr>
         <w:t xml:space="preserve">; </w:t>
       </w:r>
-      <w:hyperlink r:id="rId55">
-        <w:r>
-          <w:rPr>
-            <w:lang w:val="ru_RU" w:bidi="ru_RU"/>
-          </w:rPr>
-          <w:rPr>
-            <w:color w:val="0000EE"/>
-            <w:u w:val="single"/>
-          </w:rPr>
-          <w:t>52:14</w:t>
-        </w:r>
-      </w:hyperlink>
+      <w:r>
+        <w:rPr>
+          <w:lang w:val="ru_RU" w:bidi="ru_RU"/>
+        </w:rPr>
+        <w:t>52:14</w:t>
+      </w:r>
       <w:r>
         <w:rPr>
           <w:lang w:val="ru_RU" w:bidi="ru_RU"/>
         </w:rPr>
         <w:t>); упоминание о лжепророках (</w:t>
       </w:r>
-      <w:hyperlink r:id="rId56">
-        <w:r>
-          <w:rPr>
-            <w:lang w:val="ru_RU" w:bidi="ru_RU"/>
-          </w:rPr>
-          <w:rPr>
-            <w:color w:val="0000EE"/>
-            <w:u w:val="single"/>
-          </w:rPr>
-          <w:t>2:14</w:t>
-        </w:r>
-      </w:hyperlink>
+      <w:r>
+        <w:rPr>
+          <w:lang w:val="ru_RU" w:bidi="ru_RU"/>
+        </w:rPr>
+        <w:t>2:14</w:t>
+      </w:r>
       <w:r>
         <w:rPr>
           <w:lang w:val="ru_RU" w:bidi="ru_RU"/>
         </w:rPr>
         <w:t xml:space="preserve">; ср. </w:t>
       </w:r>
-      <w:hyperlink r:id="rId57">
-        <w:r>
-          <w:rPr>
-            <w:lang w:val="ru_RU" w:bidi="ru_RU"/>
-          </w:rPr>
-          <w:rPr>
-            <w:color w:val="0000EE"/>
-            <w:u w:val="single"/>
-          </w:rPr>
-          <w:t>Иер.23:25–29</w:t>
-        </w:r>
-      </w:hyperlink>
+      <w:r>
+        <w:rPr>
+          <w:lang w:val="ru_RU" w:bidi="ru_RU"/>
+        </w:rPr>
+        <w:t>Иер.23:25–29</w:t>
+      </w:r>
       <w:r>
         <w:rPr>
           <w:lang w:val="ru_RU" w:bidi="ru_RU"/>
         </w:rPr>
         <w:t xml:space="preserve">; </w:t>
       </w:r>
-      <w:hyperlink r:id="rId58">
-        <w:r>
-          <w:rPr>
-            <w:lang w:val="ru_RU" w:bidi="ru_RU"/>
-          </w:rPr>
-          <w:rPr>
-            <w:color w:val="0000EE"/>
-            <w:u w:val="single"/>
-          </w:rPr>
-          <w:t>29:8–9</w:t>
-        </w:r>
-      </w:hyperlink>
+      <w:r>
+        <w:rPr>
+          <w:lang w:val="ru_RU" w:bidi="ru_RU"/>
+        </w:rPr>
+        <w:t>29:8–9</w:t>
+      </w:r>
       <w:r>
         <w:rPr>
           <w:lang w:val="ru_RU" w:bidi="ru_RU"/>
         </w:rPr>
         <w:t>); использование слов «горечь», «полынь» и «желчь» (</w:t>
       </w:r>
-      <w:hyperlink r:id="rId59">
-        <w:r>
-          <w:rPr>
-            <w:lang w:val="ru_RU" w:bidi="ru_RU"/>
-          </w:rPr>
-          <w:rPr>
-            <w:color w:val="0000EE"/>
-            <w:u w:val="single"/>
-          </w:rPr>
-          <w:t>3:19</w:t>
-        </w:r>
-      </w:hyperlink>
+      <w:r>
+        <w:rPr>
+          <w:lang w:val="ru_RU" w:bidi="ru_RU"/>
+        </w:rPr>
+        <w:t>3:19</w:t>
+      </w:r>
       <w:r>
         <w:rPr>
           <w:lang w:val="ru_RU" w:bidi="ru_RU"/>
         </w:rPr>
         <w:t xml:space="preserve">; ср. </w:t>
       </w:r>
-      <w:hyperlink r:id="rId60">
-        <w:r>
-          <w:rPr>
-            <w:lang w:val="ru_RU" w:bidi="ru_RU"/>
-          </w:rPr>
-          <w:rPr>
-            <w:color w:val="0000EE"/>
-            <w:u w:val="single"/>
-          </w:rPr>
-          <w:t>Иер.9:15</w:t>
-        </w:r>
-      </w:hyperlink>
+      <w:r>
+        <w:rPr>
+          <w:lang w:val="ru_RU" w:bidi="ru_RU"/>
+        </w:rPr>
+        <w:t>Иер.9:15</w:t>
+      </w:r>
       <w:r>
         <w:rPr>
           <w:lang w:val="ru_RU" w:bidi="ru_RU"/>
         </w:rPr>
         <w:t>); употребление слова «яма» (</w:t>
       </w:r>
-      <w:hyperlink r:id="rId61">
-        <w:r>
-          <w:rPr>
-            <w:lang w:val="ru_RU" w:bidi="ru_RU"/>
-          </w:rPr>
-          <w:rPr>
-            <w:color w:val="0000EE"/>
-            <w:u w:val="single"/>
-          </w:rPr>
-          <w:t>3:53</w:t>
-        </w:r>
-      </w:hyperlink>
+      <w:r>
+        <w:rPr>
+          <w:lang w:val="ru_RU" w:bidi="ru_RU"/>
+        </w:rPr>
+        <w:t>3:53</w:t>
+      </w:r>
       <w:r>
         <w:rPr>
           <w:lang w:val="ru_RU" w:bidi="ru_RU"/>
         </w:rPr>
         <w:t xml:space="preserve">, </w:t>
       </w:r>
-      <w:hyperlink r:id="rId62">
-        <w:r>
-          <w:rPr>
-            <w:lang w:val="ru_RU" w:bidi="ru_RU"/>
-          </w:rPr>
-          <w:rPr>
-            <w:color w:val="0000EE"/>
-            <w:u w:val="single"/>
-          </w:rPr>
-          <w:t>55</w:t>
-        </w:r>
-      </w:hyperlink>
+      <w:r>
+        <w:rPr>
+          <w:lang w:val="ru_RU" w:bidi="ru_RU"/>
+        </w:rPr>
+        <w:t>55</w:t>
+      </w:r>
       <w:r>
         <w:rPr>
           <w:lang w:val="ru_RU" w:bidi="ru_RU"/>
         </w:rPr>
         <w:t xml:space="preserve">; ср. </w:t>
       </w:r>
-      <w:hyperlink r:id="rId63">
-        <w:r>
-          <w:rPr>
-            <w:lang w:val="ru_RU" w:bidi="ru_RU"/>
-          </w:rPr>
-          <w:rPr>
-            <w:color w:val="0000EE"/>
-            <w:u w:val="single"/>
-          </w:rPr>
-          <w:t>Иер.37:16</w:t>
-        </w:r>
-      </w:hyperlink>
+      <w:r>
+        <w:rPr>
+          <w:lang w:val="ru_RU" w:bidi="ru_RU"/>
+        </w:rPr>
+        <w:t>Иер.37:16</w:t>
+      </w:r>
       <w:r>
         <w:rPr>
           <w:lang w:val="ru_RU" w:bidi="ru_RU"/>
         </w:rPr>
         <w:t xml:space="preserve">; </w:t>
       </w:r>
-      <w:hyperlink r:id="rId64">
-        <w:r>
-          <w:rPr>
-            <w:lang w:val="ru_RU" w:bidi="ru_RU"/>
-          </w:rPr>
-          <w:rPr>
-            <w:color w:val="0000EE"/>
-            <w:u w:val="single"/>
-          </w:rPr>
-          <w:t>38:6–13</w:t>
-        </w:r>
-      </w:hyperlink>
+      <w:r>
+        <w:rPr>
+          <w:lang w:val="ru_RU" w:bidi="ru_RU"/>
+        </w:rPr>
+        <w:t>38:6–13</w:t>
+      </w:r>
       <w:r>
         <w:rPr>
           <w:lang w:val="ru_RU" w:bidi="ru_RU"/>
         </w:rPr>
         <w:t>); сравнения с глиняными сосудами (</w:t>
       </w:r>
-      <w:hyperlink r:id="rId65">
-        <w:r>
-          <w:rPr>
-            <w:lang w:val="ru_RU" w:bidi="ru_RU"/>
-          </w:rPr>
-          <w:rPr>
-            <w:color w:val="0000EE"/>
-            <w:u w:val="single"/>
-          </w:rPr>
-          <w:t>4:2</w:t>
-        </w:r>
-      </w:hyperlink>
+      <w:r>
+        <w:rPr>
+          <w:lang w:val="ru_RU" w:bidi="ru_RU"/>
+        </w:rPr>
+        <w:t>4:2</w:t>
+      </w:r>
       <w:r>
         <w:rPr>
           <w:lang w:val="ru_RU" w:bidi="ru_RU"/>
         </w:rPr>
         <w:t xml:space="preserve">; ср. </w:t>
       </w:r>
-      <w:hyperlink r:id="rId66">
-        <w:r>
-          <w:rPr>
-            <w:lang w:val="ru_RU" w:bidi="ru_RU"/>
-          </w:rPr>
-          <w:rPr>
-            <w:color w:val="0000EE"/>
-            <w:u w:val="single"/>
-          </w:rPr>
-          <w:t>Иер.19:11</w:t>
-        </w:r>
-      </w:hyperlink>
+      <w:r>
+        <w:rPr>
+          <w:lang w:val="ru_RU" w:bidi="ru_RU"/>
+        </w:rPr>
+        <w:t>Иер.19:11</w:t>
+      </w:r>
       <w:r>
         <w:rPr>
           <w:lang w:val="ru_RU" w:bidi="ru_RU"/>
@@ -1441,36 +1099,24 @@
         </w:rPr>
         <w:t>Автор книги Плач Иеремии извлёк мудрость из всего случившегося. Божий народ сам навлёк на себя все эти бедствия своим идолопоклонством и нечестивым образом жизни. Бог разгневался за то, что народ отверг Его власть и нарушил с Ним завет. За это Он излил Свой суд на еврейский народ, о чём предупреждал (см.</w:t>
       </w:r>
-      <w:hyperlink r:id="rId67">
-        <w:r>
-          <w:rPr>
-            <w:lang w:val="ru_RU" w:bidi="ru_RU"/>
-          </w:rPr>
-          <w:rPr>
-            <w:color w:val="0000EE"/>
-            <w:u w:val="single"/>
-          </w:rPr>
-          <w:t>Втор.28:32–53</w:t>
-        </w:r>
-      </w:hyperlink>
+      <w:r>
+        <w:rPr>
+          <w:lang w:val="ru_RU" w:bidi="ru_RU"/>
+        </w:rPr>
+        <w:t>Втор.28:32–53</w:t>
+      </w:r>
       <w:r>
         <w:rPr>
           <w:lang w:val="ru_RU" w:bidi="ru_RU"/>
         </w:rPr>
         <w:t xml:space="preserve">). Божье наказание было справедливыми и праведным (см. </w:t>
       </w:r>
-      <w:hyperlink r:id="rId35">
-        <w:r>
-          <w:rPr>
-            <w:lang w:val="ru_RU" w:bidi="ru_RU"/>
-          </w:rPr>
-          <w:rPr>
-            <w:color w:val="0000EE"/>
-            <w:u w:val="single"/>
-          </w:rPr>
-          <w:t>Плач.1:18</w:t>
-        </w:r>
-      </w:hyperlink>
+      <w:r>
+        <w:rPr>
+          <w:lang w:val="ru_RU" w:bidi="ru_RU"/>
+        </w:rPr>
+        <w:t>Плач.1:18</w:t>
+      </w:r>
       <w:r>
         <w:rPr>
           <w:lang w:val="ru_RU" w:bidi="ru_RU"/>
@@ -1491,18 +1137,12 @@
         </w:rPr>
         <w:t>И какое же будущее могло ожидать пострадавших людей? У тех, кто действительно ищет Бога, есть надежда. Даже в своей самой глубокой скорби страдающий человек всё ещё имеет возможность обратиться к Богу с просьбой об избавление и пережить милость Господа, Его прощение и восстановление. Страдания способны сокрушить душу человека, но надежда приносит в жизнь Божий свет. Бог вечен, и в Его руках находится вся Вселенная. Бог остаётся верным, хотя страх атакует разум человека. Гнев Бога справедлив и носит временный характер. Его гнев утихает, когда люди признают свои грехи и раскаиваются в них. После этого сердце человека способно петь песнь о великой верности Бога (</w:t>
       </w:r>
-      <w:hyperlink r:id="rId68">
-        <w:r>
-          <w:rPr>
-            <w:lang w:val="ru_RU" w:bidi="ru_RU"/>
-          </w:rPr>
-          <w:rPr>
-            <w:color w:val="0000EE"/>
-            <w:u w:val="single"/>
-          </w:rPr>
-          <w:t>Плач.3:21–2</w:t>
-        </w:r>
-      </w:hyperlink>
+      <w:r>
+        <w:rPr>
+          <w:lang w:val="ru_RU" w:bidi="ru_RU"/>
+        </w:rPr>
+        <w:t>Плач.3:21–2</w:t>
+      </w:r>
       <w:r>
         <w:rPr>
           <w:lang w:val="ru_RU" w:bidi="ru_RU"/>
